--- a/hw3.docx
+++ b/hw3.docx
@@ -3,9 +3,17 @@
 <w:document xmlns:wpc="http://schemas.microsoft.com/office/word/2010/wordprocessingCanvas" xmlns:cx="http://schemas.microsoft.com/office/drawing/2014/chartex" xmlns:cx1="http://schemas.microsoft.com/office/drawing/2015/9/8/chartex" xmlns:cx2="http://schemas.microsoft.com/office/drawing/2015/10/21/chartex" xmlns:cx3="http://schemas.microsoft.com/office/drawing/2016/5/9/chartex" xmlns:cx4="http://schemas.microsoft.com/office/drawing/2016/5/10/chartex" xmlns:cx5="http://schemas.microsoft.com/office/drawing/2016/5/11/chartex" xmlns:cx6="http://schemas.microsoft.com/office/drawing/2016/5/12/chartex" xmlns:cx7="http://schemas.microsoft.com/office/drawing/2016/5/13/chartex" xmlns:cx8="http://schemas.microsoft.com/office/drawing/2016/5/14/chartex" xmlns:mc="http://schemas.openxmlformats.org/markup-compatibility/2006" xmlns:aink="http://schemas.microsoft.com/office/drawing/2016/ink" xmlns:am3d="http://schemas.microsoft.com/office/drawing/2017/model3d" xmlns:o="urn:schemas-microsoft-com:office:office" xmlns:oel="http://schemas.microsoft.com/office/2019/extlst" xmlns:r="http://schemas.openxmlformats.org/officeDocument/2006/relationships" xmlns:m="http://schemas.openxmlformats.org/officeDocument/2006/math" xmlns:v="urn:schemas-microsoft-com:vml" xmlns:wp14="http://schemas.microsoft.com/office/word/2010/wordprocessingDrawing" xmlns:wp="http://schemas.openxmlformats.org/drawingml/2006/wordprocessingDrawing" xmlns:w10="urn:schemas-microsoft-com:office:word" xmlns:w="http://schemas.openxmlformats.org/wordprocessingml/2006/main" xmlns:w14="http://schemas.microsoft.com/office/word/2010/wordml" xmlns:w15="http://schemas.microsoft.com/office/word/2012/wordml" xmlns:w16cex="http://schemas.microsoft.com/office/word/2018/wordml/cex" xmlns:w16cid="http://schemas.microsoft.com/office/word/2016/wordml/cid" xmlns:w16="http://schemas.microsoft.com/office/word/2018/wordml" xmlns:w16du="http://schemas.microsoft.com/office/word/2023/wordml/word16du" xmlns:w16sdtdh="http://schemas.microsoft.com/office/word/2020/wordml/sdtdatahash" xmlns:w16sdtfl="http://schemas.microsoft.com/office/word/2024/wordml/sdtformatlock" xmlns:w16se="http://schemas.microsoft.com/office/word/2015/wordml/symex" xmlns:wpg="http://schemas.microsoft.com/office/word/2010/wordprocessingGroup" xmlns:wpi="http://schemas.microsoft.com/office/word/2010/wordprocessingInk" xmlns:wne="http://schemas.microsoft.com/office/word/2006/wordml" xmlns:wps="http://schemas.microsoft.com/office/word/2010/wordprocessingShape" mc:Ignorable="w14 w15 w16se w16cid w16 w16cex w16sdtdh w16sdtfl w16du wp14">
   <w:body>
     <w:p>
+      <w:commentRangeStart w:id="0"/>
       <w:r>
         <w:t>Q1</w:t>
       </w:r>
+      <w:commentRangeEnd w:id="0"/>
+      <w:r>
+        <w:rPr>
+          <w:rStyle w:val="CommentReference"/>
+        </w:rPr>
+        <w:commentReference w:id="0"/>
+      </w:r>
     </w:p>
     <w:p>
       <w:r>
@@ -57,6 +65,7 @@
     </w:p>
     <w:p/>
     <w:p>
+      <w:commentRangeStart w:id="1"/>
       <w:r>
         <w:t>(c)A</w:t>
       </w:r>
@@ -69,6 +78,13 @@
       <w:r>
         <w:t>7</w:t>
       </w:r>
+      <w:commentRangeEnd w:id="1"/>
+      <w:r>
+        <w:rPr>
+          <w:rStyle w:val="CommentReference"/>
+        </w:rPr>
+        <w:commentReference w:id="1"/>
+      </w:r>
     </w:p>
     <w:p>
       <w:pPr>
@@ -78,6 +94,7 @@
       </w:pPr>
     </w:p>
     <w:p>
+      <w:commentRangeStart w:id="2"/>
       <w:r>
         <w:t>(d)6</w:t>
       </w:r>
@@ -92,6 +109,13 @@
       </w:r>
       <w:r>
         <w:br/>
+      </w:r>
+      <w:commentRangeEnd w:id="2"/>
+      <w:r>
+        <w:rPr>
+          <w:rStyle w:val="CommentReference"/>
+        </w:rPr>
+        <w:commentReference w:id="2"/>
       </w:r>
     </w:p>
     <w:p>
@@ -714,6 +738,59 @@
     </w:sectPr>
   </w:body>
 </w:document>
+</file>
+
+<file path=word/comments.xml><?xml version="1.0" encoding="utf-8"?>
+<w:comments xmlns:a="http://schemas.openxmlformats.org/drawingml/2006/main" xmlns:pic="http://schemas.openxmlformats.org/drawingml/2006/picture" xmlns:r="http://schemas.openxmlformats.org/officeDocument/2006/relationships" xmlns:w="http://schemas.openxmlformats.org/wordprocessingml/2006/main" xmlns:wp="http://schemas.openxmlformats.org/drawingml/2006/wordprocessingDrawing" xmlns:mc="http://schemas.openxmlformats.org/markup-compatibility/2006" xmlns:a14="http://schemas.microsoft.com/office/drawing/2010/main" xmlns:w14="http://schemas.microsoft.com/office/word/2010/wordml" xmlns:wpc="http://schemas.microsoft.com/office/word/2010/wordprocessingCanvas">
+  <w:comment w:id="0" w:author="Gong Qiushi" w:initials="GQ" w:date="2026-10-08T13:02:11Z">
+    <w:p>
+      <w:pPr>
+        <w:pStyle w:val="CommentText"/>
+      </w:pPr>
+      <w:r>
+        <w:rPr>
+          <w:rStyle w:val="CommentReference"/>
+        </w:rPr>
+        <w:annotationRef/>
+      </w:r>
+      <w:r>
+        <w:t>HW03  (20261001)  —  98 / 100     Q1 12/14  ·  Q2 14/14  ·  Q3 16/16  ·  Q4 16/16  ·  Q5 18/18  ·  Q6 22/22     Excellent work — Q4, Q5 and Q6 are flawless, including the `d * d &lt;= n` optimisation in `isPrime`.</w:t>
+      </w:r>
+    </w:p>
+  </w:comment>
+  <w:comment w:id="1" w:author="Gong Qiushi" w:initials="GQ" w:date="2026-10-08T13:02:11Z">
+    <w:p>
+      <w:pPr>
+        <w:pStyle w:val="CommentText"/>
+      </w:pPr>
+      <w:r>
+        <w:rPr>
+          <w:rStyle w:val="CommentReference"/>
+        </w:rPr>
+        <w:annotationRef/>
+      </w:r>
+      <w:r>
+        <w:t>2/3  (-1 mark)  Q1(c) — the output `A` / `7` is correct. The **why** was not answered: `show()` has return type `void` — it returns no value, so there is nothing for `println` to print. `give()` returns an `int` (7), which is why `System.out.println(give());` works.</w:t>
+      </w:r>
+    </w:p>
+  </w:comment>
+  <w:comment w:id="2" w:author="Gong Qiushi" w:initials="GQ" w:date="2026-10-08T13:02:11Z">
+    <w:p>
+      <w:pPr>
+        <w:pStyle w:val="CommentText"/>
+      </w:pPr>
+      <w:r>
+        <w:rPr>
+          <w:rStyle w:val="CommentReference"/>
+        </w:rPr>
+        <w:annotationRef/>
+      </w:r>
+      <w:r>
+        <w:t>2/3  (-1 mark)  Q1(d) — the output `6` / `100` is correct. The explanation was not given: the `y` inside `calc` is a **local** variable of that method — created on each call and destroyed when it returns — so it is a separate variable from `main`'s `y`, which therefore stays 100.</w:t>
+      </w:r>
+    </w:p>
+  </w:comment>
+</w:comments>
 </file>
 
 <file path=word/endnotes.xml><?xml version="1.0" encoding="utf-8"?>
